--- a/template/informeCompetencias.docx
+++ b/template/informeCompetencias.docx
@@ -364,12 +364,12 @@
             <wp:extent cx="5943600" cy="76200"/>
             <wp:effectExtent b="0" l="0" r="0" t="0"/>
             <wp:wrapSquare wrapText="bothSides" distB="114300" distT="114300" distL="114300" distR="114300"/>
-            <wp:docPr id="25" name="image12.png"/>
+            <wp:docPr id="23" name="image1.png"/>
             <a:graphic>
               <a:graphicData uri="http://schemas.openxmlformats.org/drawingml/2006/picture">
                 <pic:pic>
                   <pic:nvPicPr>
-                    <pic:cNvPr id="0" name="image12.png"/>
+                    <pic:cNvPr id="0" name="image1.png"/>
                     <pic:cNvPicPr preferRelativeResize="0"/>
                   </pic:nvPicPr>
                   <pic:blipFill>
@@ -435,12 +435,12 @@
           <wp:inline distB="114300" distT="114300" distL="114300" distR="114300">
             <wp:extent cx="5943600" cy="1498600"/>
             <wp:effectExtent b="0" l="0" r="0" t="0"/>
-            <wp:docPr id="16" name="image10.png"/>
+            <wp:docPr id="14" name="image18.png"/>
             <a:graphic>
               <a:graphicData uri="http://schemas.openxmlformats.org/drawingml/2006/picture">
                 <pic:pic>
                   <pic:nvPicPr>
-                    <pic:cNvPr id="0" name="image10.png"/>
+                    <pic:cNvPr id="0" name="image18.png"/>
                     <pic:cNvPicPr preferRelativeResize="0"/>
                   </pic:nvPicPr>
                   <pic:blipFill>
@@ -648,12 +648,12 @@
           <wp:inline distB="114300" distT="114300" distL="114300" distR="114300">
             <wp:extent cx="5943600" cy="368300"/>
             <wp:effectExtent b="0" l="0" r="0" t="0"/>
-            <wp:docPr id="2" name="image4.png"/>
+            <wp:docPr id="2" name="image3.png"/>
             <a:graphic>
               <a:graphicData uri="http://schemas.openxmlformats.org/drawingml/2006/picture">
                 <pic:pic>
                   <pic:nvPicPr>
-                    <pic:cNvPr id="0" name="image4.png"/>
+                    <pic:cNvPr id="0" name="image3.png"/>
                     <pic:cNvPicPr preferRelativeResize="0"/>
                   </pic:nvPicPr>
                   <pic:blipFill>
@@ -788,12 +788,12 @@
           <wp:inline distB="114300" distT="114300" distL="114300" distR="114300">
             <wp:extent cx="5943600" cy="1117600"/>
             <wp:effectExtent b="0" l="0" r="0" t="0"/>
-            <wp:docPr id="13" name="image15.png"/>
+            <wp:docPr id="12" name="image12.png"/>
             <a:graphic>
               <a:graphicData uri="http://schemas.openxmlformats.org/drawingml/2006/picture">
                 <pic:pic>
                   <pic:nvPicPr>
-                    <pic:cNvPr id="0" name="image15.png"/>
+                    <pic:cNvPr id="0" name="image12.png"/>
                     <pic:cNvPicPr preferRelativeResize="0"/>
                   </pic:nvPicPr>
                   <pic:blipFill>
@@ -875,12 +875,12 @@
           <wp:inline distB="114300" distT="114300" distL="114300" distR="114300">
             <wp:extent cx="5943600" cy="1104900"/>
             <wp:effectExtent b="0" l="0" r="0" t="0"/>
-            <wp:docPr id="12" name="image26.png"/>
+            <wp:docPr id="11" name="image22.png"/>
             <a:graphic>
               <a:graphicData uri="http://schemas.openxmlformats.org/drawingml/2006/picture">
                 <pic:pic>
                   <pic:nvPicPr>
-                    <pic:cNvPr id="0" name="image26.png"/>
+                    <pic:cNvPr id="0" name="image22.png"/>
                     <pic:cNvPicPr preferRelativeResize="0"/>
                   </pic:nvPicPr>
                   <pic:blipFill>
@@ -1137,7 +1137,7 @@
           <w:color w:val="0b2c3d"/>
           <w:rtl w:val="0"/>
         </w:rPr>
-        <w:t xml:space="preserve">Movilidad: (A ELECCIÓN DEL CLIENTE)</w:t>
+        <w:t xml:space="preserve">Movilidad</w:t>
       </w:r>
     </w:p>
     <w:p>
@@ -1305,12 +1305,12 @@
           <wp:inline distB="114300" distT="114300" distL="114300" distR="114300">
             <wp:extent cx="5943600" cy="76200"/>
             <wp:effectExtent b="0" l="0" r="0" t="0"/>
-            <wp:docPr id="22" name="image12.png"/>
+            <wp:docPr id="20" name="image1.png"/>
             <a:graphic>
               <a:graphicData uri="http://schemas.openxmlformats.org/drawingml/2006/picture">
                 <pic:pic>
                   <pic:nvPicPr>
-                    <pic:cNvPr id="0" name="image12.png"/>
+                    <pic:cNvPr id="0" name="image1.png"/>
                     <pic:cNvPicPr preferRelativeResize="0"/>
                   </pic:nvPicPr>
                   <pic:blipFill>
@@ -1403,12 +1403,12 @@
             <wp:extent cx="5581650" cy="152400"/>
             <wp:effectExtent b="0" l="0" r="0" t="0"/>
             <wp:wrapNone/>
-            <wp:docPr id="27" name="image14.png"/>
+            <wp:docPr id="25" name="image5.png"/>
             <a:graphic>
               <a:graphicData uri="http://schemas.openxmlformats.org/drawingml/2006/picture">
                 <pic:pic>
                   <pic:nvPicPr>
-                    <pic:cNvPr id="0" name="image14.png"/>
+                    <pic:cNvPr id="0" name="image5.png"/>
                     <pic:cNvPicPr preferRelativeResize="0"/>
                   </pic:nvPicPr>
                   <pic:blipFill>
@@ -1703,12 +1703,12 @@
           <wp:inline distB="114300" distT="114300" distL="114300" distR="114300">
             <wp:extent cx="5581650" cy="152400"/>
             <wp:effectExtent b="0" l="0" r="0" t="0"/>
-            <wp:docPr id="29" name="image14.png"/>
+            <wp:docPr id="27" name="image5.png"/>
             <a:graphic>
               <a:graphicData uri="http://schemas.openxmlformats.org/drawingml/2006/picture">
                 <pic:pic>
                   <pic:nvPicPr>
-                    <pic:cNvPr id="0" name="image14.png"/>
+                    <pic:cNvPr id="0" name="image5.png"/>
                     <pic:cNvPicPr preferRelativeResize="0"/>
                   </pic:nvPicPr>
                   <pic:blipFill>
@@ -1806,12 +1806,12 @@
             <wp:extent cx="5943600" cy="508000"/>
             <wp:effectExtent b="0" l="0" r="0" t="0"/>
             <wp:wrapSquare wrapText="bothSides" distB="114300" distT="114300" distL="114300" distR="114300"/>
-            <wp:docPr id="10" name="image3.png"/>
+            <wp:docPr id="9" name="image6.png"/>
             <a:graphic>
               <a:graphicData uri="http://schemas.openxmlformats.org/drawingml/2006/picture">
                 <pic:pic>
                   <pic:nvPicPr>
-                    <pic:cNvPr id="0" name="image3.png"/>
+                    <pic:cNvPr id="0" name="image6.png"/>
                     <pic:cNvPicPr preferRelativeResize="0"/>
                   </pic:nvPicPr>
                   <pic:blipFill>
@@ -1983,12 +1983,12 @@
             <wp:extent cx="5943600" cy="508000"/>
             <wp:effectExtent b="0" l="0" r="0" t="0"/>
             <wp:wrapSquare wrapText="bothSides" distB="114300" distT="114300" distL="114300" distR="114300"/>
-            <wp:docPr id="3" name="image9.png"/>
+            <wp:docPr id="3" name="image11.png"/>
             <a:graphic>
               <a:graphicData uri="http://schemas.openxmlformats.org/drawingml/2006/picture">
                 <pic:pic>
                   <pic:nvPicPr>
-                    <pic:cNvPr id="0" name="image9.png"/>
+                    <pic:cNvPr id="0" name="image11.png"/>
                     <pic:cNvPicPr preferRelativeResize="0"/>
                   </pic:nvPicPr>
                   <pic:blipFill>
@@ -2071,12 +2071,12 @@
             <wp:extent cx="5943600" cy="508000"/>
             <wp:effectExtent b="0" l="0" r="0" t="0"/>
             <wp:wrapSquare wrapText="bothSides" distB="114300" distT="114300" distL="114300" distR="114300"/>
-            <wp:docPr id="5" name="image1.png"/>
+            <wp:docPr id="5" name="image16.png"/>
             <a:graphic>
               <a:graphicData uri="http://schemas.openxmlformats.org/drawingml/2006/picture">
                 <pic:pic>
                   <pic:nvPicPr>
-                    <pic:cNvPr id="0" name="image1.png"/>
+                    <pic:cNvPr id="0" name="image16.png"/>
                     <pic:cNvPicPr preferRelativeResize="0"/>
                   </pic:nvPicPr>
                   <pic:blipFill>
@@ -2291,12 +2291,12 @@
           <wp:inline distB="114300" distT="114300" distL="114300" distR="114300">
             <wp:extent cx="5581650" cy="152400"/>
             <wp:effectExtent b="0" l="0" r="0" t="0"/>
-            <wp:docPr id="19" name="image14.png"/>
+            <wp:docPr id="17" name="image5.png"/>
             <a:graphic>
               <a:graphicData uri="http://schemas.openxmlformats.org/drawingml/2006/picture">
                 <pic:pic>
                   <pic:nvPicPr>
-                    <pic:cNvPr id="0" name="image14.png"/>
+                    <pic:cNvPr id="0" name="image5.png"/>
                     <pic:cNvPicPr preferRelativeResize="0"/>
                   </pic:nvPicPr>
                   <pic:blipFill>
@@ -2397,12 +2397,12 @@
           <wp:inline distB="114300" distT="114300" distL="114300" distR="114300">
             <wp:extent cx="5943600" cy="647700"/>
             <wp:effectExtent b="0" l="0" r="0" t="0"/>
-            <wp:docPr id="21" name="image21.png"/>
+            <wp:docPr id="19" name="image9.png"/>
             <a:graphic>
               <a:graphicData uri="http://schemas.openxmlformats.org/drawingml/2006/picture">
                 <pic:pic>
                   <pic:nvPicPr>
-                    <pic:cNvPr id="0" name="image21.png"/>
+                    <pic:cNvPr id="0" name="image9.png"/>
                     <pic:cNvPicPr preferRelativeResize="0"/>
                   </pic:nvPicPr>
                   <pic:blipFill>
@@ -2710,12 +2710,12 @@
           <wp:inline distB="114300" distT="114300" distL="114300" distR="114300">
             <wp:extent cx="5943600" cy="292100"/>
             <wp:effectExtent b="0" l="0" r="0" t="0"/>
-            <wp:docPr id="26" name="image19.png"/>
+            <wp:docPr id="24" name="image17.png"/>
             <a:graphic>
               <a:graphicData uri="http://schemas.openxmlformats.org/drawingml/2006/picture">
                 <pic:pic>
                   <pic:nvPicPr>
-                    <pic:cNvPr id="0" name="image19.png"/>
+                    <pic:cNvPr id="0" name="image17.png"/>
                     <pic:cNvPicPr preferRelativeResize="0"/>
                   </pic:nvPicPr>
                   <pic:blipFill>
@@ -2892,12 +2892,12 @@
           <wp:inline distB="114300" distT="114300" distL="114300" distR="114300">
             <wp:extent cx="5943600" cy="292100"/>
             <wp:effectExtent b="0" l="0" r="0" t="0"/>
-            <wp:docPr id="1" name="image6.png"/>
+            <wp:docPr id="1" name="image15.png"/>
             <a:graphic>
               <a:graphicData uri="http://schemas.openxmlformats.org/drawingml/2006/picture">
                 <pic:pic>
                   <pic:nvPicPr>
-                    <pic:cNvPr id="0" name="image6.png"/>
+                    <pic:cNvPr id="0" name="image15.png"/>
                     <pic:cNvPicPr preferRelativeResize="0"/>
                   </pic:nvPicPr>
                   <pic:blipFill>
@@ -3115,12 +3115,12 @@
             <wp:extent cx="642938" cy="642938"/>
             <wp:effectExtent b="0" l="0" r="0" t="0"/>
             <wp:wrapSquare wrapText="bothSides" distB="114300" distT="114300" distL="114300" distR="114300"/>
-            <wp:docPr id="24" name="image20.png"/>
+            <wp:docPr id="22" name="image10.png"/>
             <a:graphic>
               <a:graphicData uri="http://schemas.openxmlformats.org/drawingml/2006/picture">
                 <pic:pic>
                   <pic:nvPicPr>
-                    <pic:cNvPr id="0" name="image20.png"/>
+                    <pic:cNvPr id="0" name="image10.png"/>
                     <pic:cNvPicPr preferRelativeResize="0"/>
                   </pic:nvPicPr>
                   <pic:blipFill>
@@ -3182,7 +3182,7 @@
           <w:szCs w:val="36"/>
           <w:rtl w:val="0"/>
         </w:rPr>
-        <w:t xml:space="preserve">Evaluación 2022 y 2024</w:t>
+        <w:t xml:space="preserve">Evaluación {{lastYear}} - {{currentYear}}</w:t>
       </w:r>
     </w:p>
     <w:p>
@@ -3232,84 +3232,9 @@
           <w:color w:val="e5554f"/>
           <w:sz w:val="36"/>
           <w:szCs w:val="36"/>
-        </w:rPr>
-        <w:drawing>
-          <wp:inline distB="114300" distT="114300" distL="114300" distR="114300">
-            <wp:extent cx="4900613" cy="2689810"/>
-            <wp:effectExtent b="0" l="0" r="0" t="0"/>
-            <wp:docPr id="14" name="image7.png"/>
-            <a:graphic>
-              <a:graphicData uri="http://schemas.openxmlformats.org/drawingml/2006/picture">
-                <pic:pic>
-                  <pic:nvPicPr>
-                    <pic:cNvPr id="0" name="image7.png"/>
-                    <pic:cNvPicPr preferRelativeResize="0"/>
-                  </pic:nvPicPr>
-                  <pic:blipFill>
-                    <a:blip r:embed="rId19"/>
-                    <a:srcRect b="3798" l="0" r="11378" t="9491"/>
-                    <a:stretch>
-                      <a:fillRect/>
-                    </a:stretch>
-                  </pic:blipFill>
-                  <pic:spPr>
-                    <a:xfrm>
-                      <a:off x="0" y="0"/>
-                      <a:ext cx="4900613" cy="2689810"/>
-                    </a:xfrm>
-                    <a:prstGeom prst="rect"/>
-                    <a:ln/>
-                  </pic:spPr>
-                </pic:pic>
-              </a:graphicData>
-            </a:graphic>
-          </wp:inline>
-        </w:drawing>
-      </w:r>
-      <w:r>
-        <w:rPr>
-          <w:rtl w:val="0"/>
-        </w:rPr>
-      </w:r>
-    </w:p>
-    <w:p>
-      <w:pPr>
-        <w:pStyle w:val="Heading2"/>
-        <w:ind w:left="1440" w:firstLine="0"/>
-        <w:rPr>
-          <w:rFonts w:ascii="Open Sans ExtraBold" w:cs="Open Sans ExtraBold" w:eastAsia="Open Sans ExtraBold" w:hAnsi="Open Sans ExtraBold"/>
-          <w:color w:val="0b2c3d"/>
-          <w:sz w:val="44"/>
-          <w:szCs w:val="44"/>
-        </w:rPr>
-      </w:pPr>
-      <w:bookmarkStart w:colFirst="0" w:colLast="0" w:name="_556ndd4g83b" w:id="13"/>
-      <w:bookmarkEnd w:id="13"/>
-      <w:r>
-        <w:rPr>
-          <w:rFonts w:ascii="Open Sans" w:cs="Open Sans" w:eastAsia="Open Sans" w:hAnsi="Open Sans"/>
-          <w:b w:val="1"/>
-          <w:color w:val="0b2c3d"/>
-          <w:sz w:val="36"/>
-          <w:szCs w:val="36"/>
-          <w:rtl w:val="0"/>
-        </w:rPr>
-        <w:t xml:space="preserve">Gráfico de competencias comparativo con Población DH</w:t>
-      </w:r>
-      <w:r>
-        <w:rPr>
-          <w:rtl w:val="0"/>
-        </w:rPr>
-      </w:r>
-    </w:p>
-    <w:p>
-      <w:pPr>
-        <w:rPr/>
-      </w:pPr>
-      <w:r>
-        <w:pict>
-          <v:rect style="width:0.0pt;height:1.5pt" o:hr="t" o:hrstd="t" o:hralign="center" fillcolor="#A0A0A0" stroked="f"/>
-        </w:pict>
+          <w:rtl w:val="0"/>
+        </w:rPr>
+        <w:t xml:space="preserve">{{radar}}</w:t>
       </w:r>
       <w:r>
         <w:rPr>
@@ -3328,48 +3253,8 @@
           <w:szCs w:val="22"/>
         </w:rPr>
       </w:pPr>
-      <w:bookmarkStart w:colFirst="0" w:colLast="0" w:name="_ln49ncwvmz2p" w:id="14"/>
-      <w:bookmarkEnd w:id="14"/>
-      <w:r>
-        <w:rPr>
-          <w:rFonts w:ascii="Open Sans" w:cs="Open Sans" w:eastAsia="Open Sans" w:hAnsi="Open Sans"/>
-          <w:color w:val="695d46"/>
-          <w:sz w:val="22"/>
-          <w:szCs w:val="22"/>
-        </w:rPr>
-        <w:drawing>
-          <wp:inline distB="114300" distT="114300" distL="114300" distR="114300">
-            <wp:extent cx="4414568" cy="2506662"/>
-            <wp:effectExtent b="0" l="0" r="0" t="0"/>
-            <wp:docPr id="8" name="image2.png"/>
-            <a:graphic>
-              <a:graphicData uri="http://schemas.openxmlformats.org/drawingml/2006/picture">
-                <pic:pic>
-                  <pic:nvPicPr>
-                    <pic:cNvPr id="0" name="image2.png"/>
-                    <pic:cNvPicPr preferRelativeResize="0"/>
-                  </pic:nvPicPr>
-                  <pic:blipFill>
-                    <a:blip r:embed="rId20"/>
-                    <a:srcRect b="5337" l="0" r="12179" t="5766"/>
-                    <a:stretch>
-                      <a:fillRect/>
-                    </a:stretch>
-                  </pic:blipFill>
-                  <pic:spPr>
-                    <a:xfrm>
-                      <a:off x="0" y="0"/>
-                      <a:ext cx="4414568" cy="2506662"/>
-                    </a:xfrm>
-                    <a:prstGeom prst="rect"/>
-                    <a:ln/>
-                  </pic:spPr>
-                </pic:pic>
-              </a:graphicData>
-            </a:graphic>
-          </wp:inline>
-        </w:drawing>
-      </w:r>
+      <w:bookmarkStart w:colFirst="0" w:colLast="0" w:name="_ln49ncwvmz2p" w:id="13"/>
+      <w:bookmarkEnd w:id="13"/>
       <w:r>
         <w:br w:type="page"/>
       </w:r>
@@ -3390,20 +3275,20 @@
           <w:szCs w:val="82"/>
         </w:rPr>
       </w:pPr>
-      <w:bookmarkStart w:colFirst="0" w:colLast="0" w:name="_xkdydcikv61i" w:id="15"/>
-      <w:bookmarkEnd w:id="15"/>
+      <w:bookmarkStart w:colFirst="0" w:colLast="0" w:name="_xkdydcikv61i" w:id="14"/>
+      <w:bookmarkEnd w:id="14"/>
       <w:r>
         <w:rPr/>
         <w:drawing>
           <wp:inline distB="114300" distT="114300" distL="114300" distR="114300">
             <wp:extent cx="5581650" cy="152400"/>
             <wp:effectExtent b="0" l="0" r="0" t="0"/>
-            <wp:docPr id="28" name="image14.png"/>
+            <wp:docPr id="26" name="image5.png"/>
             <a:graphic>
               <a:graphicData uri="http://schemas.openxmlformats.org/drawingml/2006/picture">
                 <pic:pic>
                   <pic:nvPicPr>
-                    <pic:cNvPr id="0" name="image14.png"/>
+                    <pic:cNvPr id="0" name="image5.png"/>
                     <pic:cNvPicPr preferRelativeResize="0"/>
                   </pic:nvPicPr>
                   <pic:blipFill>
@@ -3465,8 +3350,8 @@
           <w:color w:val="e5554f"/>
         </w:rPr>
       </w:pPr>
-      <w:bookmarkStart w:colFirst="0" w:colLast="0" w:name="_tc1w4p8euq7t" w:id="16"/>
-      <w:bookmarkEnd w:id="16"/>
+      <w:bookmarkStart w:colFirst="0" w:colLast="0" w:name="_tc1w4p8euq7t" w:id="15"/>
+      <w:bookmarkEnd w:id="15"/>
       <w:r>
         <w:rPr>
           <w:rFonts w:ascii="Open Sans" w:cs="Open Sans" w:eastAsia="Open Sans" w:hAnsi="Open Sans"/>
@@ -3513,16 +3398,16 @@
             <wp:extent cx="566738" cy="566738"/>
             <wp:effectExtent b="0" l="0" r="0" t="0"/>
             <wp:wrapSquare wrapText="bothSides" distB="114300" distT="114300" distL="114300" distR="114300"/>
-            <wp:docPr id="9" name="image5.png"/>
+            <wp:docPr id="8" name="image14.png"/>
             <a:graphic>
               <a:graphicData uri="http://schemas.openxmlformats.org/drawingml/2006/picture">
                 <pic:pic>
                   <pic:nvPicPr>
-                    <pic:cNvPr id="0" name="image5.png"/>
+                    <pic:cNvPr id="0" name="image14.png"/>
                     <pic:cNvPicPr preferRelativeResize="0"/>
                   </pic:nvPicPr>
                   <pic:blipFill>
-                    <a:blip r:embed="rId21"/>
+                    <a:blip r:embed="rId19"/>
                     <a:srcRect b="0" l="0" r="0" t="0"/>
                     <a:stretch>
                       <a:fillRect/>
@@ -3677,8 +3562,8 @@
           <w:color w:val="192c55"/>
         </w:rPr>
       </w:pPr>
-      <w:bookmarkStart w:colFirst="0" w:colLast="0" w:name="_b15qp94wuvxh" w:id="17"/>
-      <w:bookmarkEnd w:id="17"/>
+      <w:bookmarkStart w:colFirst="0" w:colLast="0" w:name="_b15qp94wuvxh" w:id="16"/>
+      <w:bookmarkEnd w:id="16"/>
       <w:r>
         <w:rPr>
           <w:rtl w:val="0"/>
@@ -3697,16 +3582,16 @@
             <wp:extent cx="595313" cy="595313"/>
             <wp:effectExtent b="0" l="0" r="0" t="0"/>
             <wp:wrapSquare wrapText="bothSides" distB="114300" distT="114300" distL="114300" distR="114300"/>
-            <wp:docPr id="11" name="image11.png"/>
+            <wp:docPr id="10" name="image2.png"/>
             <a:graphic>
               <a:graphicData uri="http://schemas.openxmlformats.org/drawingml/2006/picture">
                 <pic:pic>
                   <pic:nvPicPr>
-                    <pic:cNvPr id="0" name="image11.png"/>
+                    <pic:cNvPr id="0" name="image2.png"/>
                     <pic:cNvPicPr preferRelativeResize="0"/>
                   </pic:nvPicPr>
                   <pic:blipFill>
-                    <a:blip r:embed="rId22"/>
+                    <a:blip r:embed="rId20"/>
                     <a:srcRect b="0" l="0" r="0" t="0"/>
                     <a:stretch>
                       <a:fillRect/>
@@ -3908,8 +3793,8 @@
         <w:jc w:val="left"/>
         <w:rPr/>
       </w:pPr>
-      <w:bookmarkStart w:colFirst="0" w:colLast="0" w:name="_kbo0etx0gcye" w:id="18"/>
-      <w:bookmarkEnd w:id="18"/>
+      <w:bookmarkStart w:colFirst="0" w:colLast="0" w:name="_kbo0etx0gcye" w:id="17"/>
+      <w:bookmarkEnd w:id="17"/>
       <w:r>
         <w:rPr>
           <w:rtl w:val="0"/>
@@ -3927,20 +3812,20 @@
           <w:szCs w:val="60"/>
         </w:rPr>
       </w:pPr>
-      <w:bookmarkStart w:colFirst="0" w:colLast="0" w:name="_tsl88jip0xgl" w:id="19"/>
-      <w:bookmarkEnd w:id="19"/>
+      <w:bookmarkStart w:colFirst="0" w:colLast="0" w:name="_tsl88jip0xgl" w:id="18"/>
+      <w:bookmarkEnd w:id="18"/>
       <w:r>
         <w:rPr/>
         <w:drawing>
           <wp:inline distB="114300" distT="114300" distL="114300" distR="114300">
             <wp:extent cx="5581650" cy="152400"/>
             <wp:effectExtent b="0" l="0" r="0" t="0"/>
-            <wp:docPr id="7" name="image14.png"/>
+            <wp:docPr id="7" name="image5.png"/>
             <a:graphic>
               <a:graphicData uri="http://schemas.openxmlformats.org/drawingml/2006/picture">
                 <pic:pic>
                   <pic:nvPicPr>
-                    <pic:cNvPr id="0" name="image14.png"/>
+                    <pic:cNvPr id="0" name="image5.png"/>
                     <pic:cNvPicPr preferRelativeResize="0"/>
                   </pic:nvPicPr>
                   <pic:blipFill>
@@ -3989,8 +3874,8 @@
           <w:color w:val="e5554f"/>
         </w:rPr>
       </w:pPr>
-      <w:bookmarkStart w:colFirst="0" w:colLast="0" w:name="_h7v7w84bgsbh" w:id="20"/>
-      <w:bookmarkEnd w:id="20"/>
+      <w:bookmarkStart w:colFirst="0" w:colLast="0" w:name="_h7v7w84bgsbh" w:id="19"/>
+      <w:bookmarkEnd w:id="19"/>
       <w:r>
         <w:rPr>
           <w:rFonts w:ascii="Open Sans" w:cs="Open Sans" w:eastAsia="Open Sans" w:hAnsi="Open Sans"/>
@@ -4052,16 +3937,16 @@
             <wp:extent cx="4710113" cy="248368"/>
             <wp:effectExtent b="0" l="0" r="0" t="0"/>
             <wp:wrapSquare wrapText="bothSides" distB="114300" distT="114300" distL="114300" distR="114300"/>
-            <wp:docPr id="20" name="image16.png"/>
+            <wp:docPr id="18" name="image20.png"/>
             <a:graphic>
               <a:graphicData uri="http://schemas.openxmlformats.org/drawingml/2006/picture">
                 <pic:pic>
                   <pic:nvPicPr>
-                    <pic:cNvPr id="0" name="image16.png"/>
+                    <pic:cNvPr id="0" name="image20.png"/>
                     <pic:cNvPicPr preferRelativeResize="0"/>
                   </pic:nvPicPr>
                   <pic:blipFill>
-                    <a:blip r:embed="rId23"/>
+                    <a:blip r:embed="rId21"/>
                     <a:srcRect b="0" l="0" r="0" t="0"/>
                     <a:stretch>
                       <a:fillRect/>
@@ -4122,8 +4007,8 @@
           <w:color w:val="192c55"/>
         </w:rPr>
       </w:pPr>
-      <w:bookmarkStart w:colFirst="0" w:colLast="0" w:name="_p212eco1g5wf" w:id="21"/>
-      <w:bookmarkEnd w:id="21"/>
+      <w:bookmarkStart w:colFirst="0" w:colLast="0" w:name="_p212eco1g5wf" w:id="20"/>
+      <w:bookmarkEnd w:id="20"/>
       <w:r>
         <w:rPr>
           <w:rFonts w:ascii="Open Sans" w:cs="Open Sans" w:eastAsia="Open Sans" w:hAnsi="Open Sans"/>
@@ -4146,16 +4031,16 @@
             <wp:extent cx="757238" cy="796228"/>
             <wp:effectExtent b="0" l="0" r="0" t="0"/>
             <wp:wrapSquare wrapText="bothSides" distB="114300" distT="114300" distL="114300" distR="114300"/>
-            <wp:docPr id="6" name="image8.png"/>
+            <wp:docPr id="6" name="image24.png"/>
             <a:graphic>
               <a:graphicData uri="http://schemas.openxmlformats.org/drawingml/2006/picture">
                 <pic:pic>
                   <pic:nvPicPr>
-                    <pic:cNvPr id="0" name="image8.png"/>
+                    <pic:cNvPr id="0" name="image24.png"/>
                     <pic:cNvPicPr preferRelativeResize="0"/>
                   </pic:nvPicPr>
                   <pic:blipFill>
-                    <a:blip r:embed="rId24"/>
+                    <a:blip r:embed="rId22"/>
                     <a:srcRect b="0" l="0" r="0" t="0"/>
                     <a:stretch>
                       <a:fillRect/>
@@ -4199,8 +4084,8 @@
         <w:jc w:val="both"/>
         <w:rPr/>
       </w:pPr>
-      <w:bookmarkStart w:colFirst="0" w:colLast="0" w:name="_wmlpfgwvdb8p" w:id="22"/>
-      <w:bookmarkEnd w:id="22"/>
+      <w:bookmarkStart w:colFirst="0" w:colLast="0" w:name="_wmlpfgwvdb8p" w:id="21"/>
+      <w:bookmarkEnd w:id="21"/>
       <w:r>
         <w:rPr>
           <w:rFonts w:ascii="Open Sans" w:cs="Open Sans" w:eastAsia="Open Sans" w:hAnsi="Open Sans"/>
@@ -4228,16 +4113,16 @@
             <wp:extent cx="663097" cy="665163"/>
             <wp:effectExtent b="0" l="0" r="0" t="0"/>
             <wp:wrapSquare wrapText="bothSides" distB="114300" distT="114300" distL="114300" distR="114300"/>
-            <wp:docPr id="31" name="image23.png"/>
+            <wp:docPr id="29" name="image21.png"/>
             <a:graphic>
               <a:graphicData uri="http://schemas.openxmlformats.org/drawingml/2006/picture">
                 <pic:pic>
                   <pic:nvPicPr>
-                    <pic:cNvPr id="0" name="image23.png"/>
+                    <pic:cNvPr id="0" name="image21.png"/>
                     <pic:cNvPicPr preferRelativeResize="0"/>
                   </pic:nvPicPr>
                   <pic:blipFill>
-                    <a:blip r:embed="rId25"/>
+                    <a:blip r:embed="rId23"/>
                     <a:srcRect b="0" l="0" r="0" t="0"/>
                     <a:stretch>
                       <a:fillRect/>
@@ -4421,8 +4306,8 @@
           <w:color w:val="e5554f"/>
         </w:rPr>
       </w:pPr>
-      <w:bookmarkStart w:colFirst="0" w:colLast="0" w:name="_1tjh7oyssph8" w:id="23"/>
-      <w:bookmarkEnd w:id="23"/>
+      <w:bookmarkStart w:colFirst="0" w:colLast="0" w:name="_1tjh7oyssph8" w:id="22"/>
+      <w:bookmarkEnd w:id="22"/>
       <w:r>
         <w:rPr>
           <w:color w:val="e5554f"/>
@@ -4431,16 +4316,16 @@
           <wp:inline distB="114300" distT="114300" distL="114300" distR="114300">
             <wp:extent cx="5943600" cy="1104900"/>
             <wp:effectExtent b="0" l="0" r="0" t="0"/>
-            <wp:docPr id="23" name="image22.png"/>
+            <wp:docPr id="21" name="image23.png"/>
             <a:graphic>
               <a:graphicData uri="http://schemas.openxmlformats.org/drawingml/2006/picture">
                 <pic:pic>
                   <pic:nvPicPr>
-                    <pic:cNvPr id="0" name="image22.png"/>
+                    <pic:cNvPr id="0" name="image23.png"/>
                     <pic:cNvPicPr preferRelativeResize="0"/>
                   </pic:nvPicPr>
                   <pic:blipFill>
-                    <a:blip r:embed="rId26"/>
+                    <a:blip r:embed="rId24"/>
                     <a:srcRect b="0" l="0" r="0" t="0"/>
                     <a:stretch>
                       <a:fillRect/>
@@ -4565,16 +4450,16 @@
             <wp:extent cx="638175" cy="602721"/>
             <wp:effectExtent b="0" l="0" r="0" t="0"/>
             <wp:wrapSquare wrapText="bothSides" distB="114300" distT="114300" distL="114300" distR="114300"/>
-            <wp:docPr id="17" name="image18.png"/>
+            <wp:docPr id="15" name="image13.png"/>
             <a:graphic>
               <a:graphicData uri="http://schemas.openxmlformats.org/drawingml/2006/picture">
                 <pic:pic>
                   <pic:nvPicPr>
-                    <pic:cNvPr id="0" name="image18.png"/>
+                    <pic:cNvPr id="0" name="image13.png"/>
                     <pic:cNvPicPr preferRelativeResize="0"/>
                   </pic:nvPicPr>
                   <pic:blipFill>
-                    <a:blip r:embed="rId27"/>
+                    <a:blip r:embed="rId25"/>
                     <a:srcRect b="0" l="0" r="0" t="0"/>
                     <a:stretch>
                       <a:fillRect/>
@@ -4641,16 +4526,16 @@
             <wp:extent cx="638175" cy="831307"/>
             <wp:effectExtent b="0" l="0" r="0" t="0"/>
             <wp:wrapSquare wrapText="bothSides" distB="114300" distT="114300" distL="114300" distR="114300"/>
-            <wp:docPr id="30" name="image25.png"/>
+            <wp:docPr id="28" name="image19.png"/>
             <a:graphic>
               <a:graphicData uri="http://schemas.openxmlformats.org/drawingml/2006/picture">
                 <pic:pic>
                   <pic:nvPicPr>
-                    <pic:cNvPr id="0" name="image25.png"/>
+                    <pic:cNvPr id="0" name="image19.png"/>
                     <pic:cNvPicPr preferRelativeResize="0"/>
                   </pic:nvPicPr>
                   <pic:blipFill>
-                    <a:blip r:embed="rId28"/>
+                    <a:blip r:embed="rId26"/>
                     <a:srcRect b="0" l="0" r="0" t="0"/>
                     <a:stretch>
                       <a:fillRect/>
@@ -4740,16 +4625,16 @@
             <wp:extent cx="638175" cy="807816"/>
             <wp:effectExtent b="0" l="0" r="0" t="0"/>
             <wp:wrapSquare wrapText="bothSides" distB="114300" distT="114300" distL="114300" distR="114300"/>
-            <wp:docPr id="4" name="image13.png"/>
+            <wp:docPr id="4" name="image7.png"/>
             <a:graphic>
               <a:graphicData uri="http://schemas.openxmlformats.org/drawingml/2006/picture">
                 <pic:pic>
                   <pic:nvPicPr>
-                    <pic:cNvPr id="0" name="image13.png"/>
+                    <pic:cNvPr id="0" name="image7.png"/>
                     <pic:cNvPicPr preferRelativeResize="0"/>
                   </pic:nvPicPr>
                   <pic:blipFill>
-                    <a:blip r:embed="rId29"/>
+                    <a:blip r:embed="rId27"/>
                     <a:srcRect b="0" l="0" r="0" t="0"/>
                     <a:stretch>
                       <a:fillRect/>
@@ -4889,12 +4774,12 @@
           <wp:inline distB="114300" distT="114300" distL="114300" distR="114300">
             <wp:extent cx="5943600" cy="1117600"/>
             <wp:effectExtent b="0" l="0" r="0" t="0"/>
-            <wp:docPr id="18" name="image17.png"/>
+            <wp:docPr id="16" name="image8.png"/>
             <a:graphic>
               <a:graphicData uri="http://schemas.openxmlformats.org/drawingml/2006/picture">
                 <pic:pic>
                   <pic:nvPicPr>
-                    <pic:cNvPr id="0" name="image17.png"/>
+                    <pic:cNvPr id="0" name="image8.png"/>
                     <pic:cNvPicPr preferRelativeResize="0"/>
                   </pic:nvPicPr>
                   <pic:blipFill>
@@ -4925,12 +4810,12 @@
       </w:r>
     </w:p>
     <w:sectPr>
-      <w:headerReference r:id="rId30" w:type="default"/>
-      <w:headerReference r:id="rId31" w:type="first"/>
-      <w:headerReference r:id="rId32" w:type="even"/>
-      <w:footerReference r:id="rId33" w:type="default"/>
-      <w:footerReference r:id="rId34" w:type="first"/>
-      <w:footerReference r:id="rId35" w:type="even"/>
+      <w:headerReference r:id="rId28" w:type="default"/>
+      <w:headerReference r:id="rId29" w:type="first"/>
+      <w:headerReference r:id="rId30" w:type="even"/>
+      <w:footerReference r:id="rId31" w:type="default"/>
+      <w:footerReference r:id="rId32" w:type="first"/>
+      <w:footerReference r:id="rId33" w:type="even"/>
       <w:pgSz w:h="15840" w:w="12240" w:orient="portrait"/>
       <w:pgMar w:bottom="1080" w:top="1080" w:left="1440" w:right="1440" w:header="0" w:footer="720"/>
       <w:pgNumType w:start="2"/>
@@ -5028,8 +4913,8 @@
       <w:ind w:left="-1417.3228346456694" w:right="-1440" w:firstLine="0"/>
       <w:rPr/>
     </w:pPr>
-    <w:bookmarkStart w:colFirst="0" w:colLast="0" w:name="_z1s5729ybphg" w:id="24"/>
-    <w:bookmarkEnd w:id="24"/>
+    <w:bookmarkStart w:colFirst="0" w:colLast="0" w:name="_z1s5729ybphg" w:id="23"/>
+    <w:bookmarkEnd w:id="23"/>
     <w:r>
       <w:rPr>
         <w:rtl w:val="0"/>
@@ -5048,12 +4933,12 @@
           <wp:extent cx="7733787" cy="2763837"/>
           <wp:effectExtent b="0" l="0" r="0" t="0"/>
           <wp:wrapSquare wrapText="bothSides" distB="114300" distT="114300" distL="114300" distR="114300"/>
-          <wp:docPr id="15" name="image24.png"/>
+          <wp:docPr id="13" name="image4.png"/>
           <a:graphic>
             <a:graphicData uri="http://schemas.openxmlformats.org/drawingml/2006/picture">
               <pic:pic>
                 <pic:nvPicPr>
-                  <pic:cNvPr id="0" name="image24.png"/>
+                  <pic:cNvPr id="0" name="image4.png"/>
                   <pic:cNvPicPr preferRelativeResize="0"/>
                 </pic:nvPicPr>
                 <pic:blipFill>

--- a/template/informeCompetencias.docx
+++ b/template/informeCompetencias.docx
@@ -435,12 +435,12 @@
           <wp:inline distB="114300" distT="114300" distL="114300" distR="114300">
             <wp:extent cx="5943600" cy="1498600"/>
             <wp:effectExtent b="0" l="0" r="0" t="0"/>
-            <wp:docPr id="14" name="image18.png"/>
+            <wp:docPr id="14" name="image16.png"/>
             <a:graphic>
               <a:graphicData uri="http://schemas.openxmlformats.org/drawingml/2006/picture">
                 <pic:pic>
                   <pic:nvPicPr>
-                    <pic:cNvPr id="0" name="image18.png"/>
+                    <pic:cNvPr id="0" name="image16.png"/>
                     <pic:cNvPicPr preferRelativeResize="0"/>
                   </pic:nvPicPr>
                   <pic:blipFill>
@@ -648,12 +648,12 @@
           <wp:inline distB="114300" distT="114300" distL="114300" distR="114300">
             <wp:extent cx="5943600" cy="368300"/>
             <wp:effectExtent b="0" l="0" r="0" t="0"/>
-            <wp:docPr id="2" name="image3.png"/>
+            <wp:docPr id="2" name="image5.png"/>
             <a:graphic>
               <a:graphicData uri="http://schemas.openxmlformats.org/drawingml/2006/picture">
                 <pic:pic>
                   <pic:nvPicPr>
-                    <pic:cNvPr id="0" name="image3.png"/>
+                    <pic:cNvPr id="0" name="image5.png"/>
                     <pic:cNvPicPr preferRelativeResize="0"/>
                   </pic:nvPicPr>
                   <pic:blipFill>
@@ -788,12 +788,12 @@
           <wp:inline distB="114300" distT="114300" distL="114300" distR="114300">
             <wp:extent cx="5943600" cy="1117600"/>
             <wp:effectExtent b="0" l="0" r="0" t="0"/>
-            <wp:docPr id="12" name="image12.png"/>
+            <wp:docPr id="12" name="image10.png"/>
             <a:graphic>
               <a:graphicData uri="http://schemas.openxmlformats.org/drawingml/2006/picture">
                 <pic:pic>
                   <pic:nvPicPr>
-                    <pic:cNvPr id="0" name="image12.png"/>
+                    <pic:cNvPr id="0" name="image10.png"/>
                     <pic:cNvPicPr preferRelativeResize="0"/>
                   </pic:nvPicPr>
                   <pic:blipFill>
@@ -875,12 +875,12 @@
           <wp:inline distB="114300" distT="114300" distL="114300" distR="114300">
             <wp:extent cx="5943600" cy="1104900"/>
             <wp:effectExtent b="0" l="0" r="0" t="0"/>
-            <wp:docPr id="11" name="image22.png"/>
+            <wp:docPr id="11" name="image23.png"/>
             <a:graphic>
               <a:graphicData uri="http://schemas.openxmlformats.org/drawingml/2006/picture">
                 <pic:pic>
                   <pic:nvPicPr>
-                    <pic:cNvPr id="0" name="image22.png"/>
+                    <pic:cNvPr id="0" name="image23.png"/>
                     <pic:cNvPicPr preferRelativeResize="0"/>
                   </pic:nvPicPr>
                   <pic:blipFill>
@@ -1403,12 +1403,12 @@
             <wp:extent cx="5581650" cy="152400"/>
             <wp:effectExtent b="0" l="0" r="0" t="0"/>
             <wp:wrapNone/>
-            <wp:docPr id="25" name="image5.png"/>
+            <wp:docPr id="25" name="image13.png"/>
             <a:graphic>
               <a:graphicData uri="http://schemas.openxmlformats.org/drawingml/2006/picture">
                 <pic:pic>
                   <pic:nvPicPr>
-                    <pic:cNvPr id="0" name="image5.png"/>
+                    <pic:cNvPr id="0" name="image13.png"/>
                     <pic:cNvPicPr preferRelativeResize="0"/>
                   </pic:nvPicPr>
                   <pic:blipFill>
@@ -1703,12 +1703,12 @@
           <wp:inline distB="114300" distT="114300" distL="114300" distR="114300">
             <wp:extent cx="5581650" cy="152400"/>
             <wp:effectExtent b="0" l="0" r="0" t="0"/>
-            <wp:docPr id="27" name="image5.png"/>
+            <wp:docPr id="27" name="image13.png"/>
             <a:graphic>
               <a:graphicData uri="http://schemas.openxmlformats.org/drawingml/2006/picture">
                 <pic:pic>
                   <pic:nvPicPr>
-                    <pic:cNvPr id="0" name="image5.png"/>
+                    <pic:cNvPr id="0" name="image13.png"/>
                     <pic:cNvPicPr preferRelativeResize="0"/>
                   </pic:nvPicPr>
                   <pic:blipFill>
@@ -1806,12 +1806,12 @@
             <wp:extent cx="5943600" cy="508000"/>
             <wp:effectExtent b="0" l="0" r="0" t="0"/>
             <wp:wrapSquare wrapText="bothSides" distB="114300" distT="114300" distL="114300" distR="114300"/>
-            <wp:docPr id="9" name="image6.png"/>
+            <wp:docPr id="9" name="image12.png"/>
             <a:graphic>
               <a:graphicData uri="http://schemas.openxmlformats.org/drawingml/2006/picture">
                 <pic:pic>
                   <pic:nvPicPr>
-                    <pic:cNvPr id="0" name="image6.png"/>
+                    <pic:cNvPr id="0" name="image12.png"/>
                     <pic:cNvPicPr preferRelativeResize="0"/>
                   </pic:nvPicPr>
                   <pic:blipFill>
@@ -1983,12 +1983,12 @@
             <wp:extent cx="5943600" cy="508000"/>
             <wp:effectExtent b="0" l="0" r="0" t="0"/>
             <wp:wrapSquare wrapText="bothSides" distB="114300" distT="114300" distL="114300" distR="114300"/>
-            <wp:docPr id="3" name="image11.png"/>
+            <wp:docPr id="3" name="image20.png"/>
             <a:graphic>
               <a:graphicData uri="http://schemas.openxmlformats.org/drawingml/2006/picture">
                 <pic:pic>
                   <pic:nvPicPr>
-                    <pic:cNvPr id="0" name="image11.png"/>
+                    <pic:cNvPr id="0" name="image20.png"/>
                     <pic:cNvPicPr preferRelativeResize="0"/>
                   </pic:nvPicPr>
                   <pic:blipFill>
@@ -2071,12 +2071,12 @@
             <wp:extent cx="5943600" cy="508000"/>
             <wp:effectExtent b="0" l="0" r="0" t="0"/>
             <wp:wrapSquare wrapText="bothSides" distB="114300" distT="114300" distL="114300" distR="114300"/>
-            <wp:docPr id="5" name="image16.png"/>
+            <wp:docPr id="5" name="image3.png"/>
             <a:graphic>
               <a:graphicData uri="http://schemas.openxmlformats.org/drawingml/2006/picture">
                 <pic:pic>
                   <pic:nvPicPr>
-                    <pic:cNvPr id="0" name="image16.png"/>
+                    <pic:cNvPr id="0" name="image3.png"/>
                     <pic:cNvPicPr preferRelativeResize="0"/>
                   </pic:nvPicPr>
                   <pic:blipFill>
@@ -2291,12 +2291,12 @@
           <wp:inline distB="114300" distT="114300" distL="114300" distR="114300">
             <wp:extent cx="5581650" cy="152400"/>
             <wp:effectExtent b="0" l="0" r="0" t="0"/>
-            <wp:docPr id="17" name="image5.png"/>
+            <wp:docPr id="17" name="image13.png"/>
             <a:graphic>
               <a:graphicData uri="http://schemas.openxmlformats.org/drawingml/2006/picture">
                 <pic:pic>
                   <pic:nvPicPr>
-                    <pic:cNvPr id="0" name="image5.png"/>
+                    <pic:cNvPr id="0" name="image13.png"/>
                     <pic:cNvPicPr preferRelativeResize="0"/>
                   </pic:nvPicPr>
                   <pic:blipFill>
@@ -2397,12 +2397,12 @@
           <wp:inline distB="114300" distT="114300" distL="114300" distR="114300">
             <wp:extent cx="5943600" cy="647700"/>
             <wp:effectExtent b="0" l="0" r="0" t="0"/>
-            <wp:docPr id="19" name="image9.png"/>
+            <wp:docPr id="19" name="image11.png"/>
             <a:graphic>
               <a:graphicData uri="http://schemas.openxmlformats.org/drawingml/2006/picture">
                 <pic:pic>
                   <pic:nvPicPr>
-                    <pic:cNvPr id="0" name="image9.png"/>
+                    <pic:cNvPr id="0" name="image11.png"/>
                     <pic:cNvPicPr preferRelativeResize="0"/>
                   </pic:nvPicPr>
                   <pic:blipFill>
@@ -2538,7 +2538,19 @@
         <w:rPr>
           <w:rtl w:val="0"/>
         </w:rPr>
-        <w:t xml:space="preserve"> {{c.valor}}</w:t>
+        <w:t xml:space="preserve"> </w:t>
+      </w:r>
+      <w:r>
+        <w:rPr>
+          <w:b w:val="1"/>
+          <w:rtl w:val="0"/>
+        </w:rPr>
+        <w:t xml:space="preserve">{{r c.valor}}</w:t>
+      </w:r>
+      <w:r>
+        <w:rPr>
+          <w:rtl w:val="0"/>
+        </w:rPr>
         <w:tab/>
       </w:r>
       <w:r>
@@ -2892,12 +2904,12 @@
           <wp:inline distB="114300" distT="114300" distL="114300" distR="114300">
             <wp:extent cx="5943600" cy="292100"/>
             <wp:effectExtent b="0" l="0" r="0" t="0"/>
-            <wp:docPr id="1" name="image15.png"/>
+            <wp:docPr id="1" name="image7.png"/>
             <a:graphic>
               <a:graphicData uri="http://schemas.openxmlformats.org/drawingml/2006/picture">
                 <pic:pic>
                   <pic:nvPicPr>
-                    <pic:cNvPr id="0" name="image15.png"/>
+                    <pic:cNvPr id="0" name="image7.png"/>
                     <pic:cNvPicPr preferRelativeResize="0"/>
                   </pic:nvPicPr>
                   <pic:blipFill>
@@ -3115,12 +3127,12 @@
             <wp:extent cx="642938" cy="642938"/>
             <wp:effectExtent b="0" l="0" r="0" t="0"/>
             <wp:wrapSquare wrapText="bothSides" distB="114300" distT="114300" distL="114300" distR="114300"/>
-            <wp:docPr id="22" name="image10.png"/>
+            <wp:docPr id="22" name="image19.png"/>
             <a:graphic>
               <a:graphicData uri="http://schemas.openxmlformats.org/drawingml/2006/picture">
                 <pic:pic>
                   <pic:nvPicPr>
-                    <pic:cNvPr id="0" name="image10.png"/>
+                    <pic:cNvPr id="0" name="image19.png"/>
                     <pic:cNvPicPr preferRelativeResize="0"/>
                   </pic:nvPicPr>
                   <pic:blipFill>
@@ -3283,12 +3295,12 @@
           <wp:inline distB="114300" distT="114300" distL="114300" distR="114300">
             <wp:extent cx="5581650" cy="152400"/>
             <wp:effectExtent b="0" l="0" r="0" t="0"/>
-            <wp:docPr id="26" name="image5.png"/>
+            <wp:docPr id="26" name="image13.png"/>
             <a:graphic>
               <a:graphicData uri="http://schemas.openxmlformats.org/drawingml/2006/picture">
                 <pic:pic>
                   <pic:nvPicPr>
-                    <pic:cNvPr id="0" name="image5.png"/>
+                    <pic:cNvPr id="0" name="image13.png"/>
                     <pic:cNvPicPr preferRelativeResize="0"/>
                   </pic:nvPicPr>
                   <pic:blipFill>
@@ -3398,12 +3410,12 @@
             <wp:extent cx="566738" cy="566738"/>
             <wp:effectExtent b="0" l="0" r="0" t="0"/>
             <wp:wrapSquare wrapText="bothSides" distB="114300" distT="114300" distL="114300" distR="114300"/>
-            <wp:docPr id="8" name="image14.png"/>
+            <wp:docPr id="8" name="image4.png"/>
             <a:graphic>
               <a:graphicData uri="http://schemas.openxmlformats.org/drawingml/2006/picture">
                 <pic:pic>
                   <pic:nvPicPr>
-                    <pic:cNvPr id="0" name="image14.png"/>
+                    <pic:cNvPr id="0" name="image4.png"/>
                     <pic:cNvPicPr preferRelativeResize="0"/>
                   </pic:nvPicPr>
                   <pic:blipFill>
@@ -3430,7 +3442,20 @@
     </w:p>
     <w:p>
       <w:pPr>
+        <w:keepNext w:val="0"/>
+        <w:keepLines w:val="0"/>
+        <w:pageBreakBefore w:val="0"/>
+        <w:widowControl w:val="1"/>
+        <w:pBdr>
+          <w:top w:space="0" w:sz="0" w:val="nil"/>
+          <w:left w:space="0" w:sz="0" w:val="nil"/>
+          <w:bottom w:space="0" w:sz="0" w:val="nil"/>
+          <w:right w:space="0" w:sz="0" w:val="nil"/>
+          <w:between w:space="0" w:sz="0" w:val="nil"/>
+        </w:pBdr>
+        <w:shd w:fill="auto" w:val="clear"/>
         <w:spacing w:after="240" w:before="240" w:line="335.99999999999994" w:lineRule="auto"/>
+        <w:ind w:left="0" w:right="0" w:firstLine="0"/>
         <w:jc w:val="both"/>
         <w:rPr/>
       </w:pPr>
@@ -3442,7 +3467,7 @@
           <w:szCs w:val="26"/>
           <w:rtl w:val="0"/>
         </w:rPr>
-        <w:t xml:space="preserve">{{m.breveDescripcion}}</w:t>
+        <w:t xml:space="preserve">{{m.aspiracion}}</w:t>
       </w:r>
       <w:r>
         <w:rPr>
@@ -3472,8 +3497,20 @@
     </w:p>
     <w:p>
       <w:pPr>
-        <w:spacing w:after="240" w:before="240" w:line="335.99999999999994" w:lineRule="auto"/>
-        <w:ind w:left="720" w:firstLine="0"/>
+        <w:keepNext w:val="0"/>
+        <w:keepLines w:val="0"/>
+        <w:pageBreakBefore w:val="0"/>
+        <w:widowControl w:val="1"/>
+        <w:pBdr>
+          <w:top w:space="0" w:sz="0" w:val="nil"/>
+          <w:left w:space="0" w:sz="0" w:val="nil"/>
+          <w:bottom w:space="0" w:sz="0" w:val="nil"/>
+          <w:right w:space="0" w:sz="0" w:val="nil"/>
+          <w:between w:space="0" w:sz="0" w:val="nil"/>
+        </w:pBdr>
+        <w:shd w:fill="auto" w:val="clear"/>
+        <w:spacing w:after="0" w:before="120" w:line="288" w:lineRule="auto"/>
+        <w:ind w:left="720" w:right="0" w:firstLine="0"/>
         <w:jc w:val="both"/>
         <w:rPr/>
       </w:pPr>
@@ -3481,20 +3518,7 @@
         <w:rPr>
           <w:rtl w:val="0"/>
         </w:rPr>
-        <w:t xml:space="preserve">{{m.</w:t>
-      </w:r>
-      <w:r>
-        <w:rPr>
-          <w:color w:val="1c4587"/>
-          <w:rtl w:val="0"/>
-        </w:rPr>
-        <w:t xml:space="preserve">aspiracion</w:t>
-      </w:r>
-      <w:r>
-        <w:rPr>
-          <w:rtl w:val="0"/>
-        </w:rPr>
-        <w:t xml:space="preserve">}}</w:t>
+        <w:t xml:space="preserve">{{m.breveDescripcion}}</w:t>
       </w:r>
     </w:p>
     <w:p>
@@ -3582,12 +3606,12 @@
             <wp:extent cx="595313" cy="595313"/>
             <wp:effectExtent b="0" l="0" r="0" t="0"/>
             <wp:wrapSquare wrapText="bothSides" distB="114300" distT="114300" distL="114300" distR="114300"/>
-            <wp:docPr id="10" name="image2.png"/>
+            <wp:docPr id="10" name="image8.png"/>
             <a:graphic>
               <a:graphicData uri="http://schemas.openxmlformats.org/drawingml/2006/picture">
                 <pic:pic>
                   <pic:nvPicPr>
-                    <pic:cNvPr id="0" name="image2.png"/>
+                    <pic:cNvPr id="0" name="image8.png"/>
                     <pic:cNvPicPr preferRelativeResize="0"/>
                   </pic:nvPicPr>
                   <pic:blipFill>
@@ -3820,12 +3844,12 @@
           <wp:inline distB="114300" distT="114300" distL="114300" distR="114300">
             <wp:extent cx="5581650" cy="152400"/>
             <wp:effectExtent b="0" l="0" r="0" t="0"/>
-            <wp:docPr id="7" name="image5.png"/>
+            <wp:docPr id="7" name="image13.png"/>
             <a:graphic>
               <a:graphicData uri="http://schemas.openxmlformats.org/drawingml/2006/picture">
                 <pic:pic>
                   <pic:nvPicPr>
-                    <pic:cNvPr id="0" name="image5.png"/>
+                    <pic:cNvPr id="0" name="image13.png"/>
                     <pic:cNvPicPr preferRelativeResize="0"/>
                   </pic:nvPicPr>
                   <pic:blipFill>
@@ -3937,12 +3961,12 @@
             <wp:extent cx="4710113" cy="248368"/>
             <wp:effectExtent b="0" l="0" r="0" t="0"/>
             <wp:wrapSquare wrapText="bothSides" distB="114300" distT="114300" distL="114300" distR="114300"/>
-            <wp:docPr id="18" name="image20.png"/>
+            <wp:docPr id="18" name="image15.png"/>
             <a:graphic>
               <a:graphicData uri="http://schemas.openxmlformats.org/drawingml/2006/picture">
                 <pic:pic>
                   <pic:nvPicPr>
-                    <pic:cNvPr id="0" name="image20.png"/>
+                    <pic:cNvPr id="0" name="image15.png"/>
                     <pic:cNvPicPr preferRelativeResize="0"/>
                   </pic:nvPicPr>
                   <pic:blipFill>
@@ -4031,12 +4055,12 @@
             <wp:extent cx="757238" cy="796228"/>
             <wp:effectExtent b="0" l="0" r="0" t="0"/>
             <wp:wrapSquare wrapText="bothSides" distB="114300" distT="114300" distL="114300" distR="114300"/>
-            <wp:docPr id="6" name="image24.png"/>
+            <wp:docPr id="6" name="image9.png"/>
             <a:graphic>
               <a:graphicData uri="http://schemas.openxmlformats.org/drawingml/2006/picture">
                 <pic:pic>
                   <pic:nvPicPr>
-                    <pic:cNvPr id="0" name="image24.png"/>
+                    <pic:cNvPr id="0" name="image9.png"/>
                     <pic:cNvPicPr preferRelativeResize="0"/>
                   </pic:nvPicPr>
                   <pic:blipFill>
@@ -4316,12 +4340,12 @@
           <wp:inline distB="114300" distT="114300" distL="114300" distR="114300">
             <wp:extent cx="5943600" cy="1104900"/>
             <wp:effectExtent b="0" l="0" r="0" t="0"/>
-            <wp:docPr id="21" name="image23.png"/>
+            <wp:docPr id="21" name="image24.png"/>
             <a:graphic>
               <a:graphicData uri="http://schemas.openxmlformats.org/drawingml/2006/picture">
                 <pic:pic>
                   <pic:nvPicPr>
-                    <pic:cNvPr id="0" name="image23.png"/>
+                    <pic:cNvPr id="0" name="image24.png"/>
                     <pic:cNvPicPr preferRelativeResize="0"/>
                   </pic:nvPicPr>
                   <pic:blipFill>
@@ -4450,12 +4474,12 @@
             <wp:extent cx="638175" cy="602721"/>
             <wp:effectExtent b="0" l="0" r="0" t="0"/>
             <wp:wrapSquare wrapText="bothSides" distB="114300" distT="114300" distL="114300" distR="114300"/>
-            <wp:docPr id="15" name="image13.png"/>
+            <wp:docPr id="15" name="image14.png"/>
             <a:graphic>
               <a:graphicData uri="http://schemas.openxmlformats.org/drawingml/2006/picture">
                 <pic:pic>
                   <pic:nvPicPr>
-                    <pic:cNvPr id="0" name="image13.png"/>
+                    <pic:cNvPr id="0" name="image14.png"/>
                     <pic:cNvPicPr preferRelativeResize="0"/>
                   </pic:nvPicPr>
                   <pic:blipFill>
@@ -4482,7 +4506,30 @@
     </w:p>
     <w:p>
       <w:pPr>
-        <w:ind w:left="0" w:firstLine="0"/>
+        <w:spacing w:after="240" w:before="240" w:lineRule="auto"/>
+        <w:ind w:left="720" w:firstLine="0"/>
+        <w:jc w:val="both"/>
+        <w:rPr>
+          <w:sz w:val="19"/>
+          <w:szCs w:val="19"/>
+          <w:highlight w:val="white"/>
+        </w:rPr>
+      </w:pPr>
+      <w:r>
+        <w:rPr>
+          <w:sz w:val="19"/>
+          <w:szCs w:val="19"/>
+          <w:highlight w:val="white"/>
+          <w:rtl w:val="0"/>
+        </w:rPr>
+        <w:t xml:space="preserve">Este informe se basa en los resultados obtenidos a través de las herramientas de evaluación de competencias desarrolladas por Embat, People + Data con el objetivo de aportar información valiosa para comprender el perfil y potencial de la persona evaluada.</w:t>
+      </w:r>
+    </w:p>
+    <w:p>
+      <w:pPr>
+        <w:spacing w:after="240" w:before="240" w:lineRule="auto"/>
+        <w:ind w:left="720" w:firstLine="0"/>
+        <w:jc w:val="both"/>
         <w:rPr>
           <w:sz w:val="21"/>
           <w:szCs w:val="21"/>
@@ -4491,12 +4538,17 @@
       </w:pPr>
       <w:r>
         <w:rPr>
-          <w:sz w:val="21"/>
-          <w:szCs w:val="21"/>
+          <w:sz w:val="19"/>
+          <w:szCs w:val="19"/>
           <w:highlight w:val="white"/>
           <w:rtl w:val="0"/>
         </w:rPr>
-        <w:t xml:space="preserve">Lorem ipsum dolor sit amet, consectetur adipiscing elit. Vestibulum vitae malesuada metus. Nullam gravida finibus arcu, ut laoreet lectus gravida a. Nulla ac eros lectus. Vivamus eu ligula finibus, fringilla mauris ut, sagittis magna.</w:t>
+        <w:t xml:space="preserve">Embat es una consultora especializada en el análisis de datos aplicados a la gestión de personas. Desarrollamos soluciones que permiten alinear el talento con la complejidad de los puestos, facilitando procesos más justos, objetivos y estratégicos.</w:t>
+      </w:r>
+      <w:r>
+        <w:rPr>
+          <w:rtl w:val="0"/>
+        </w:rPr>
       </w:r>
     </w:p>
     <w:p>
@@ -4526,12 +4578,12 @@
             <wp:extent cx="638175" cy="831307"/>
             <wp:effectExtent b="0" l="0" r="0" t="0"/>
             <wp:wrapSquare wrapText="bothSides" distB="114300" distT="114300" distL="114300" distR="114300"/>
-            <wp:docPr id="28" name="image19.png"/>
+            <wp:docPr id="28" name="image22.png"/>
             <a:graphic>
               <a:graphicData uri="http://schemas.openxmlformats.org/drawingml/2006/picture">
                 <pic:pic>
                   <pic:nvPicPr>
-                    <pic:cNvPr id="0" name="image19.png"/>
+                    <pic:cNvPr id="0" name="image22.png"/>
                     <pic:cNvPicPr preferRelativeResize="0"/>
                   </pic:nvPicPr>
                   <pic:blipFill>
@@ -4583,6 +4635,27 @@
     </w:p>
     <w:p>
       <w:pPr>
+        <w:jc w:val="both"/>
+        <w:rPr>
+          <w:sz w:val="19"/>
+          <w:szCs w:val="19"/>
+          <w:highlight w:val="white"/>
+        </w:rPr>
+      </w:pPr>
+      <w:r>
+        <w:rPr>
+          <w:sz w:val="19"/>
+          <w:szCs w:val="19"/>
+          <w:highlight w:val="white"/>
+          <w:rtl w:val="0"/>
+        </w:rPr>
+        <w:t xml:space="preserve">Los informes de competencias de Embat, People + Data ofrecen una mirada externa y objetiva sobre el perfil de una persona, pensada como complemento para los procesos de selección, gestión y desarrollo del talento.</w:t>
+      </w:r>
+    </w:p>
+    <w:p>
+      <w:pPr>
+        <w:ind w:left="720" w:firstLine="0"/>
+        <w:jc w:val="both"/>
         <w:rPr>
           <w:sz w:val="21"/>
           <w:szCs w:val="21"/>
@@ -4591,12 +4664,21 @@
       </w:pPr>
       <w:r>
         <w:rPr>
+          <w:sz w:val="19"/>
+          <w:szCs w:val="19"/>
+          <w:highlight w:val="white"/>
+          <w:rtl w:val="0"/>
+        </w:rPr>
+        <w:t xml:space="preserve">No obstante, desaconsejamos tomar decisiones de forma exclusiva o automática basándose únicamente en los resultados de estas pruebas. Las evaluaciones deben interpretarse en conjunto con otras fuentes de información relevantes, tales como desempeño histórico, feedback de 360°, formación previa, entre otros factores</w:t>
+      </w:r>
+      <w:r>
+        <w:rPr>
           <w:sz w:val="21"/>
           <w:szCs w:val="21"/>
           <w:highlight w:val="white"/>
           <w:rtl w:val="0"/>
         </w:rPr>
-        <w:t xml:space="preserve">Lorem ipsum dolor sit amet, consectetur adipiscing elit. Vestibulum vitae malesuada metus. Nullam gravida finibus arcu, ut laoreet lectus gravida a. Nulla ac eros lectus. Vivamus eu ligula finibus, fringilla mauris ut, sagittis magna.</w:t>
+        <w:t xml:space="preserve">.</w:t>
       </w:r>
     </w:p>
     <w:p>
@@ -4625,12 +4707,12 @@
             <wp:extent cx="638175" cy="807816"/>
             <wp:effectExtent b="0" l="0" r="0" t="0"/>
             <wp:wrapSquare wrapText="bothSides" distB="114300" distT="114300" distL="114300" distR="114300"/>
-            <wp:docPr id="4" name="image7.png"/>
+            <wp:docPr id="4" name="image18.png"/>
             <a:graphic>
               <a:graphicData uri="http://schemas.openxmlformats.org/drawingml/2006/picture">
                 <pic:pic>
                   <pic:nvPicPr>
-                    <pic:cNvPr id="0" name="image7.png"/>
+                    <pic:cNvPr id="0" name="image18.png"/>
                     <pic:cNvPicPr preferRelativeResize="0"/>
                   </pic:nvPicPr>
                   <pic:blipFill>
@@ -4683,6 +4765,33 @@
     <w:p>
       <w:pPr>
         <w:rPr>
+          <w:sz w:val="19"/>
+          <w:szCs w:val="19"/>
+          <w:highlight w:val="white"/>
+        </w:rPr>
+      </w:pPr>
+      <w:hyperlink r:id="rId28">
+        <w:r>
+          <w:rPr>
+            <w:color w:val="1155cc"/>
+            <w:sz w:val="19"/>
+            <w:szCs w:val="19"/>
+            <w:highlight w:val="white"/>
+            <w:u w:val="single"/>
+            <w:rtl w:val="0"/>
+          </w:rPr>
+          <w:t xml:space="preserve">info@embatconsultora.com</w:t>
+        </w:r>
+      </w:hyperlink>
+      <w:r>
+        <w:rPr>
+          <w:rtl w:val="0"/>
+        </w:rPr>
+      </w:r>
+    </w:p>
+    <w:p>
+      <w:pPr>
+        <w:rPr>
           <w:sz w:val="21"/>
           <w:szCs w:val="21"/>
           <w:highlight w:val="white"/>
@@ -4690,12 +4799,31 @@
       </w:pPr>
       <w:r>
         <w:rPr>
+          <w:sz w:val="19"/>
+          <w:szCs w:val="19"/>
+          <w:highlight w:val="white"/>
+          <w:rtl w:val="0"/>
+        </w:rPr>
+        <w:t xml:space="preserve">Valencia, España</w:t>
+      </w:r>
+      <w:r>
+        <w:rPr>
+          <w:rtl w:val="0"/>
+        </w:rPr>
+      </w:r>
+    </w:p>
+    <w:p>
+      <w:pPr>
+        <w:rPr>
           <w:sz w:val="21"/>
           <w:szCs w:val="21"/>
           <w:highlight w:val="white"/>
-          <w:rtl w:val="0"/>
-        </w:rPr>
-        <w:t xml:space="preserve">Lorem ipsum dolor sit amet, consectetur adipiscing elit. Vestibulum vitae malesuada metus. Nullam gravida finibus arcu, ut laoreet lectus gravida a. Nulla ac eros lectus. Vivamus eu ligula finibus, fringilla mauris ut, sagittis magna.</w:t>
+        </w:rPr>
+      </w:pPr>
+      <w:r>
+        <w:rPr>
+          <w:rtl w:val="0"/>
+        </w:rPr>
       </w:r>
     </w:p>
     <w:p>
@@ -4774,12 +4902,12 @@
           <wp:inline distB="114300" distT="114300" distL="114300" distR="114300">
             <wp:extent cx="5943600" cy="1117600"/>
             <wp:effectExtent b="0" l="0" r="0" t="0"/>
-            <wp:docPr id="16" name="image8.png"/>
+            <wp:docPr id="16" name="image6.png"/>
             <a:graphic>
               <a:graphicData uri="http://schemas.openxmlformats.org/drawingml/2006/picture">
                 <pic:pic>
                   <pic:nvPicPr>
-                    <pic:cNvPr id="0" name="image8.png"/>
+                    <pic:cNvPr id="0" name="image6.png"/>
                     <pic:cNvPicPr preferRelativeResize="0"/>
                   </pic:nvPicPr>
                   <pic:blipFill>
@@ -4810,12 +4938,12 @@
       </w:r>
     </w:p>
     <w:sectPr>
-      <w:headerReference r:id="rId28" w:type="default"/>
-      <w:headerReference r:id="rId29" w:type="first"/>
-      <w:headerReference r:id="rId30" w:type="even"/>
-      <w:footerReference r:id="rId31" w:type="default"/>
-      <w:footerReference r:id="rId32" w:type="first"/>
-      <w:footerReference r:id="rId33" w:type="even"/>
+      <w:headerReference r:id="rId29" w:type="default"/>
+      <w:headerReference r:id="rId30" w:type="first"/>
+      <w:headerReference r:id="rId31" w:type="even"/>
+      <w:footerReference r:id="rId32" w:type="default"/>
+      <w:footerReference r:id="rId33" w:type="first"/>
+      <w:footerReference r:id="rId34" w:type="even"/>
       <w:pgSz w:h="15840" w:w="12240" w:orient="portrait"/>
       <w:pgMar w:bottom="1080" w:top="1080" w:left="1440" w:right="1440" w:header="0" w:footer="720"/>
       <w:pgNumType w:start="2"/>
@@ -4933,12 +5061,12 @@
           <wp:extent cx="7733787" cy="2763837"/>
           <wp:effectExtent b="0" l="0" r="0" t="0"/>
           <wp:wrapSquare wrapText="bothSides" distB="114300" distT="114300" distL="114300" distR="114300"/>
-          <wp:docPr id="13" name="image4.png"/>
+          <wp:docPr id="13" name="image2.png"/>
           <a:graphic>
             <a:graphicData uri="http://schemas.openxmlformats.org/drawingml/2006/picture">
               <pic:pic>
                 <pic:nvPicPr>
-                  <pic:cNvPr id="0" name="image4.png"/>
+                  <pic:cNvPr id="0" name="image2.png"/>
                   <pic:cNvPicPr preferRelativeResize="0"/>
                 </pic:nvPicPr>
                 <pic:blipFill>
